--- a/Help WF Flexível – SWFVISU – Como Configurar o Work item na Minha Caixa de Entrada (MyInbox).docx
+++ b/Help WF Flexível – SWFVISU – Como Configurar o Work item na Minha Caixa de Entrada (MyInbox).docx
@@ -40001,7 +40001,13 @@
         <w:ind w:left="360"/>
       </w:pPr>
       <w:r>
-        <w:t xml:space="preserve">OBS.: SWFVISU precisa de </w:t>
+        <w:t>OBS.</w:t>
+      </w:r>
+      <w:r>
+        <w:t>1</w:t>
+      </w:r>
+      <w:r>
+        <w:t xml:space="preserve">: SWFVISU precisa de </w:t>
       </w:r>
       <w:proofErr w:type="spellStart"/>
       <w:r>
@@ -40010,239 +40016,6 @@
       <w:proofErr w:type="spellEnd"/>
       <w:r>
         <w:t>, é válida para vários mandantes.</w:t>
-      </w:r>
-    </w:p>
-    <w:p>
-      <w:pPr>
-        <w:ind w:left="360"/>
-        <w:rPr>
-          <w:sz w:val="16"/>
-          <w:szCs w:val="16"/>
-        </w:rPr>
-      </w:pPr>
-      <w:r>
-        <w:t xml:space="preserve">OBS.: SWFVISU </w:t>
-      </w:r>
-      <w:r>
-        <w:rPr>
-          <w:sz w:val="16"/>
-          <w:szCs w:val="16"/>
-        </w:rPr>
-        <w:t>QUERY_PARAM01</w:t>
-      </w:r>
-      <w:r>
-        <w:t xml:space="preserve">, </w:t>
-      </w:r>
-      <w:proofErr w:type="spellStart"/>
-      <w:r>
-        <w:rPr>
-          <w:sz w:val="16"/>
-          <w:szCs w:val="16"/>
-        </w:rPr>
-        <w:t>entity</w:t>
-      </w:r>
-      <w:proofErr w:type="spellEnd"/>
-      <w:r>
-        <w:rPr>
-          <w:sz w:val="16"/>
-          <w:szCs w:val="16"/>
-        </w:rPr>
-        <w:t>=/ZC_WF_MAINTENANCE_PLAN_INBOX('{&amp;</w:t>
-      </w:r>
-      <w:r>
-        <w:rPr>
-          <w:b/>
-          <w:bCs/>
-          <w:sz w:val="16"/>
-          <w:szCs w:val="16"/>
-        </w:rPr>
-        <w:t>CHAVE-DA-CDS</w:t>
-      </w:r>
-      <w:r>
-        <w:rPr>
-          <w:sz w:val="16"/>
-          <w:szCs w:val="16"/>
-        </w:rPr>
-        <w:t>&amp;}')</w:t>
-      </w:r>
-    </w:p>
-    <w:p>
-      <w:pPr>
-        <w:ind w:left="360"/>
-        <w:rPr>
-          <w:lang w:val="en-US"/>
-        </w:rPr>
-      </w:pPr>
-      <w:r>
-        <w:tab/>
-      </w:r>
-      <w:r>
-        <w:rPr>
-          <w:lang w:val="en-US"/>
-        </w:rPr>
-        <w:t xml:space="preserve">Ou </w:t>
-      </w:r>
-      <w:proofErr w:type="spellStart"/>
-      <w:r>
-        <w:rPr>
-          <w:lang w:val="en-US"/>
-        </w:rPr>
-        <w:t>ve</w:t>
-      </w:r>
-      <w:proofErr w:type="spellEnd"/>
-      <w:r>
-        <w:rPr>
-          <w:lang w:val="en-US"/>
-        </w:rPr>
-        <w:t xml:space="preserve"> da annotation </w:t>
-      </w:r>
-      <w:proofErr w:type="spellStart"/>
-      <w:r>
-        <w:rPr>
-          <w:lang w:val="en-US"/>
-        </w:rPr>
-        <w:t>abaixo</w:t>
-      </w:r>
-      <w:proofErr w:type="spellEnd"/>
-      <w:r>
-        <w:rPr>
-          <w:lang w:val="en-US"/>
-        </w:rPr>
-        <w:t>:</w:t>
-      </w:r>
-      <w:r>
-        <w:rPr>
-          <w:lang w:val="en-US"/>
-        </w:rPr>
-        <w:br/>
-      </w:r>
-      <w:r>
-        <w:rPr>
-          <w:lang w:val="en-US"/>
-        </w:rPr>
-        <w:t xml:space="preserve">      </w:t>
-      </w:r>
-      <w:r>
-        <w:rPr>
-          <w:lang w:val="en-US"/>
-        </w:rPr>
-        <w:tab/>
-      </w:r>
-      <w:r>
-        <w:rPr>
-          <w:lang w:val="en-US"/>
-        </w:rPr>
-        <w:t>@Consumption.semanticObject: '</w:t>
-      </w:r>
-      <w:proofErr w:type="spellStart"/>
-      <w:r>
-        <w:rPr>
-          <w:b/>
-          <w:bCs/>
-          <w:lang w:val="en-US"/>
-        </w:rPr>
-        <w:t>MaintenancePlan</w:t>
-      </w:r>
-      <w:proofErr w:type="spellEnd"/>
-      <w:r>
-        <w:rPr>
-          <w:lang w:val="en-US"/>
-        </w:rPr>
-        <w:t>'</w:t>
-      </w:r>
-    </w:p>
-    <w:p>
-      <w:pPr>
-        <w:ind w:left="360"/>
-        <w:rPr>
-          <w:lang w:val="en-US"/>
-        </w:rPr>
-      </w:pPr>
-      <w:r>
-        <w:rPr>
-          <w:lang w:val="en-US"/>
-        </w:rPr>
-        <w:t xml:space="preserve"> </w:t>
-      </w:r>
-      <w:r>
-        <w:rPr>
-          <w:lang w:val="en-US"/>
-        </w:rPr>
-        <w:tab/>
-      </w:r>
-      <w:r>
-        <w:rPr>
-          <w:lang w:val="en-US"/>
-        </w:rPr>
-        <w:t xml:space="preserve"> </w:t>
-      </w:r>
-      <w:r>
-        <w:rPr>
-          <w:b/>
-          <w:bCs/>
-          <w:lang w:val="en-US"/>
-        </w:rPr>
-        <w:t>key</w:t>
-      </w:r>
-      <w:r>
-        <w:rPr>
-          <w:lang w:val="en-US"/>
-        </w:rPr>
-        <w:t xml:space="preserve"> </w:t>
-      </w:r>
-      <w:proofErr w:type="spellStart"/>
-      <w:r>
-        <w:rPr>
-          <w:lang w:val="en-US"/>
-        </w:rPr>
-        <w:t>MaintenancePlan</w:t>
-      </w:r>
-      <w:proofErr w:type="spellEnd"/>
-      <w:r>
-        <w:rPr>
-          <w:b/>
-          <w:bCs/>
-          <w:lang w:val="en-US"/>
-        </w:rPr>
-        <w:t>,</w:t>
-      </w:r>
-    </w:p>
-    <w:p>
-      <w:pPr>
-        <w:ind w:left="360"/>
-        <w:rPr>
-          <w:lang w:val="en-US"/>
-        </w:rPr>
-      </w:pPr>
-    </w:p>
-    <w:p>
-      <w:pPr>
-        <w:ind w:left="360"/>
-      </w:pPr>
-      <w:r>
-        <w:t xml:space="preserve">OBS.: </w:t>
-      </w:r>
-      <w:r>
-        <w:t xml:space="preserve">Exemplo </w:t>
-      </w:r>
-      <w:r>
-        <w:t xml:space="preserve">da </w:t>
-      </w:r>
-      <w:proofErr w:type="spellStart"/>
-      <w:r>
-        <w:t>task</w:t>
-      </w:r>
-      <w:proofErr w:type="spellEnd"/>
-      <w:r>
-        <w:t xml:space="preserve"> TS99900012</w:t>
-      </w:r>
-    </w:p>
-    <w:p>
-      <w:pPr>
-        <w:ind w:left="360"/>
-      </w:pPr>
-      <w:r>
-        <w:t>Exemplo de parâmetros</w:t>
       </w:r>
     </w:p>
     <w:p>
@@ -40256,17 +40029,265 @@
       </w:pPr>
       <w:r>
         <w:rPr>
+          <w:lang w:val="en-US"/>
+        </w:rPr>
+        <w:t>OBS.</w:t>
+      </w:r>
+      <w:r>
+        <w:rPr>
+          <w:lang w:val="en-US"/>
+        </w:rPr>
+        <w:t>2</w:t>
+      </w:r>
+      <w:r>
+        <w:rPr>
+          <w:lang w:val="en-US"/>
+        </w:rPr>
+        <w:t xml:space="preserve">: SWFVISU </w:t>
+      </w:r>
+      <w:r>
+        <w:rPr>
           <w:sz w:val="16"/>
           <w:szCs w:val="16"/>
           <w:lang w:val="en-US"/>
         </w:rPr>
-        <w:t>APPLICATION_PATH</w:t>
+        <w:t>QUERY_PARAM01</w:t>
+      </w:r>
+      <w:r>
+        <w:rPr>
+          <w:lang w:val="en-US"/>
+        </w:rPr>
+        <w:t xml:space="preserve">, </w:t>
       </w:r>
       <w:r>
         <w:rPr>
           <w:sz w:val="16"/>
           <w:szCs w:val="16"/>
           <w:lang w:val="en-US"/>
+        </w:rPr>
+        <w:t>entity=/ZC_WF_MAINTENANCE_PLAN_INBOX('{&amp;</w:t>
+      </w:r>
+      <w:r>
+        <w:rPr>
+          <w:b/>
+          <w:bCs/>
+          <w:sz w:val="16"/>
+          <w:szCs w:val="16"/>
+          <w:lang w:val="en-US"/>
+        </w:rPr>
+        <w:t>VA</w:t>
+      </w:r>
+      <w:r>
+        <w:rPr>
+          <w:b/>
+          <w:bCs/>
+          <w:sz w:val="16"/>
+          <w:szCs w:val="16"/>
+          <w:lang w:val="en-US"/>
+        </w:rPr>
+        <w:t>RIÁVEL-DA-TASK-TS</w:t>
+      </w:r>
+      <w:r>
+        <w:rPr>
+          <w:b/>
+          <w:bCs/>
+          <w:sz w:val="16"/>
+          <w:szCs w:val="16"/>
+          <w:lang w:val="en-US"/>
+        </w:rPr>
+        <w:t>99900012</w:t>
+      </w:r>
+      <w:r>
+        <w:rPr>
+          <w:sz w:val="16"/>
+          <w:szCs w:val="16"/>
+          <w:lang w:val="en-US"/>
+        </w:rPr>
+        <w:t>&amp;}')</w:t>
+      </w:r>
+    </w:p>
+    <w:p>
+      <w:pPr>
+        <w:ind w:left="360"/>
+      </w:pPr>
+      <w:r>
+        <w:rPr>
+          <w:lang w:val="en-US"/>
+        </w:rPr>
+        <w:tab/>
+      </w:r>
+      <w:r>
+        <w:t xml:space="preserve">Ou </w:t>
+      </w:r>
+      <w:proofErr w:type="spellStart"/>
+      <w:r>
+        <w:t>ve</w:t>
+      </w:r>
+      <w:proofErr w:type="spellEnd"/>
+      <w:r>
+        <w:t xml:space="preserve"> da </w:t>
+      </w:r>
+      <w:proofErr w:type="spellStart"/>
+      <w:r>
+        <w:t>annotation</w:t>
+      </w:r>
+      <w:proofErr w:type="spellEnd"/>
+      <w:r>
+        <w:t xml:space="preserve"> abaixo:</w:t>
+      </w:r>
+      <w:r>
+        <w:br/>
+        <w:t xml:space="preserve">      </w:t>
+      </w:r>
+      <w:r>
+        <w:tab/>
+        <w:t>@Consumption.semanticObject: '</w:t>
+      </w:r>
+      <w:proofErr w:type="spellStart"/>
+      <w:r>
+        <w:rPr>
+          <w:b/>
+          <w:bCs/>
+        </w:rPr>
+        <w:t>MaintenancePlan</w:t>
+      </w:r>
+      <w:proofErr w:type="spellEnd"/>
+      <w:r>
+        <w:t>'</w:t>
+      </w:r>
+    </w:p>
+    <w:p>
+      <w:pPr>
+        <w:ind w:left="360"/>
+        <w:rPr>
+          <w:lang w:val="en-US"/>
+        </w:rPr>
+      </w:pPr>
+      <w:r>
+        <w:t xml:space="preserve"> </w:t>
+      </w:r>
+      <w:r>
+        <w:tab/>
+        <w:t xml:space="preserve"> </w:t>
+      </w:r>
+      <w:r>
+        <w:rPr>
+          <w:b/>
+          <w:bCs/>
+          <w:lang w:val="en-US"/>
+        </w:rPr>
+        <w:t>key</w:t>
+      </w:r>
+      <w:r>
+        <w:rPr>
+          <w:lang w:val="en-US"/>
+        </w:rPr>
+        <w:t xml:space="preserve"> </w:t>
+      </w:r>
+      <w:proofErr w:type="spellStart"/>
+      <w:r>
+        <w:rPr>
+          <w:lang w:val="en-US"/>
+        </w:rPr>
+        <w:t>MaintenancePlan</w:t>
+      </w:r>
+      <w:proofErr w:type="spellEnd"/>
+      <w:r>
+        <w:rPr>
+          <w:b/>
+          <w:bCs/>
+          <w:lang w:val="en-US"/>
+        </w:rPr>
+        <w:t>,</w:t>
+      </w:r>
+    </w:p>
+    <w:p>
+      <w:pPr>
+        <w:ind w:left="360"/>
+        <w:rPr>
+          <w:lang w:val="en-US"/>
+        </w:rPr>
+      </w:pPr>
+    </w:p>
+    <w:p>
+      <w:pPr>
+        <w:ind w:left="360"/>
+        <w:rPr>
+          <w:lang w:val="en-US"/>
+        </w:rPr>
+      </w:pPr>
+      <w:r>
+        <w:rPr>
+          <w:lang w:val="en-US"/>
+        </w:rPr>
+        <w:t>OBS.</w:t>
+      </w:r>
+      <w:r>
+        <w:rPr>
+          <w:lang w:val="en-US"/>
+        </w:rPr>
+        <w:t>3</w:t>
+      </w:r>
+      <w:r>
+        <w:rPr>
+          <w:lang w:val="en-US"/>
+        </w:rPr>
+        <w:t xml:space="preserve">: </w:t>
+      </w:r>
+      <w:proofErr w:type="spellStart"/>
+      <w:r>
+        <w:rPr>
+          <w:lang w:val="en-US"/>
+        </w:rPr>
+        <w:t>Exemplo</w:t>
+      </w:r>
+      <w:proofErr w:type="spellEnd"/>
+      <w:r>
+        <w:rPr>
+          <w:lang w:val="en-US"/>
+        </w:rPr>
+        <w:t xml:space="preserve"> </w:t>
+      </w:r>
+      <w:r>
+        <w:rPr>
+          <w:lang w:val="en-US"/>
+        </w:rPr>
+        <w:t xml:space="preserve">da </w:t>
+      </w:r>
+      <w:r>
+        <w:rPr>
+          <w:lang w:val="en-US"/>
+        </w:rPr>
+        <w:t>task TS99900012</w:t>
+      </w:r>
+    </w:p>
+    <w:p>
+      <w:pPr>
+        <w:ind w:left="360"/>
+      </w:pPr>
+      <w:r>
+        <w:t>Exemplo de parâmetros</w:t>
+      </w:r>
+    </w:p>
+    <w:p>
+      <w:pPr>
+        <w:ind w:left="360"/>
+        <w:rPr>
+          <w:sz w:val="16"/>
+          <w:szCs w:val="16"/>
+        </w:rPr>
+      </w:pPr>
+      <w:r>
+        <w:rPr>
+          <w:sz w:val="16"/>
+          <w:szCs w:val="16"/>
+        </w:rPr>
+        <w:t>APPLICATION_PATH</w:t>
+      </w:r>
+      <w:r>
+        <w:rPr>
+          <w:sz w:val="16"/>
+          <w:szCs w:val="16"/>
         </w:rPr>
         <w:tab/>
         <w:t xml:space="preserve">                                                                                                                                                                                                                                                               </w:t>
@@ -41562,6 +41583,7 @@
   <w:style w:type="character" w:default="1" w:styleId="Fontepargpadro">
     <w:name w:val="Default Paragraph Font"/>
     <w:uiPriority w:val="1"/>
+    <w:semiHidden/>
     <w:unhideWhenUsed/>
   </w:style>
   <w:style w:type="table" w:default="1" w:styleId="Tabelanormal">
